--- a/rapports/2026-06-06/EQ29/EQ29_sup_v2/DR_062203010017/37-59-75-44.docx
+++ b/rapports/2026-06-06/EQ29/EQ29_sup_v2/DR_062203010017/37-59-75-44.docx
@@ -297,7 +297,7 @@
           <w:color w:val="1F6FEB"/>
           <w:sz w:val="22"/>
         </w:rPr>
-        <w:t>⚠ INCOHÉRENCES À CORRIGER (83)</w:t>
+        <w:t>⚠ INCOHÉRENCES À CORRIGER (79)</w:t>
       </w:r>
     </w:p>
     <w:tbl>
@@ -634,7 +634,7 @@
                 <w:color w:val="16A34A"/>
                 <w:sz w:val="16"/>
               </w:rPr>
-              <w:t>s01q32, s01q37, s04q23, s01q00b, s01q37_decode, s04q23_decode</w:t>
+              <w:t>—</w:t>
             </w:r>
           </w:p>
         </w:tc>
@@ -665,7 +665,7 @@
                 <w:i w:val="0"/>
                 <w:sz w:val="17"/>
               </w:rPr>
-              <w:t>Incoherence! mouhamed cissé a declaré que la catégorie socioprofessionnelle de sa mère est Manœuvre alors que la mère elle-même declare comme catégorie socioprofessionnelle Ouvrier ou employé qualifié au niveau de la section 4b.</w:t>
+              <w:t>Incoherence! djiby ndiaye a dit que son père a un niveau Aucun alors que le père lui-même dit qu'il a un niveau Primaire au niveau de la section 2.</w:t>
             </w:r>
           </w:p>
         </w:tc>
@@ -724,7 +724,7 @@
                 <w:color w:val="16A34A"/>
                 <w:sz w:val="16"/>
               </w:rPr>
-              <w:t>—</w:t>
+              <w:t>s01q32, s01q37, s04q23, s01q00b, s01q37_decode, s04q23_decode</w:t>
             </w:r>
           </w:p>
         </w:tc>
@@ -755,7 +755,7 @@
                 <w:i w:val="0"/>
                 <w:sz w:val="17"/>
               </w:rPr>
-              <w:t>Incoherence! mouhamed cissé a declaré que le secteur institutionnel de sa mère est Ménage alors que la mère elle-même declare comme secteur institutionnel Entreprise Privée au niveau de la section 4b.</w:t>
+              <w:t>Incoherence! mouhamed cissé a declaré que la catégorie socioprofessionnelle de sa mère est Manœuvre alors que la mère elle-même declare comme catégorie socioprofessionnelle Ouvrier ou employé qualifié au niveau de la section 4b.</w:t>
             </w:r>
           </w:p>
         </w:tc>
@@ -845,7 +845,7 @@
                 <w:i w:val="0"/>
                 <w:sz w:val="17"/>
               </w:rPr>
-              <w:t>Incoherence! djiby ndiaye a dit que son père a un niveau Aucun alors que le père lui-même dit qu'il a un niveau Primaire au niveau de la section 2.</w:t>
+              <w:t>Incoherence! mouhamed cissé a declaré que le secteur institutionnel de sa mère est Ménage alors que la mère elle-même declare comme secteur institutionnel Entreprise Privée au niveau de la section 4b.</w:t>
             </w:r>
           </w:p>
         </w:tc>
@@ -1924,7 +1924,7 @@
                 <w:i w:val="0"/>
                 <w:sz w:val="17"/>
               </w:rPr>
-              <w:t>Prière de verifier l'information donnée par mouhamed cissé ou corriger au niveau de la section 1.</w:t>
+              <w:t>Prière de verifier l'information donnée par djiby ndiaye ou corriger au niveau de la section 1.</w:t>
             </w:r>
           </w:p>
         </w:tc>
@@ -1983,7 +1983,7 @@
                 <w:color w:val="16A34A"/>
                 <w:sz w:val="16"/>
               </w:rPr>
-              <w:t>s00q27, s01q03a, s01q03b, s01q03c, s01q00b</w:t>
+              <w:t>—</w:t>
             </w:r>
           </w:p>
         </w:tc>
@@ -2014,367 +2014,7 @@
                 <w:i w:val="0"/>
                 <w:sz w:val="17"/>
               </w:rPr>
-              <w:t>Les informations sur l'acte de naissance (ni Jours, ni mois et ni années) de  Ibrahima ndiaye  manquent, s'il vous plait pouvez-vous fournir d'effort pour avoir ces informations.</w:t>
-            </w:r>
-          </w:p>
-        </w:tc>
-      </w:tr>
-      <w:tr>
-        <w:tc>
-          <w:tcPr>
-            <w:tcW w:type="dxa" w:w="964"/>
-          </w:tcPr>
-          <w:p>
-            <w:r>
-              <w:rPr>
-                <w:b/>
-                <w:i w:val="0"/>
-                <w:color w:val="EA580C"/>
-                <w:sz w:val="16"/>
-              </w:rPr>
-              <w:t>Moyenne</w:t>
-            </w:r>
-          </w:p>
-        </w:tc>
-        <w:tc>
-          <w:tcPr>
-            <w:tcW w:type="dxa" w:w="1247"/>
-          </w:tcPr>
-          <w:p>
-            <w:r>
-              <w:rPr>
-                <w:b/>
-                <w:i w:val="0"/>
-                <w:sz w:val="16"/>
-              </w:rPr>
-              <w:t>S01</w:t>
-              <w:br/>
-            </w:r>
-            <w:r>
-              <w:rPr>
-                <w:b w:val="0"/>
-                <w:i w:val="0"/>
-                <w:color w:val="64748B"/>
-                <w:sz w:val="14"/>
-              </w:rPr>
-              <w:t>Démographie</w:t>
-            </w:r>
-          </w:p>
-        </w:tc>
-        <w:tc>
-          <w:tcPr>
-            <w:tcW w:type="dxa" w:w="1531"/>
-          </w:tcPr>
-          <w:p>
-            <w:r>
-              <w:rPr>
-                <w:b/>
-                <w:i w:val="0"/>
-                <w:color w:val="16A34A"/>
-                <w:sz w:val="16"/>
-              </w:rPr>
-              <w:t>s00q27, s01q03a, s01q03b, s01q03c, s01q00b</w:t>
-            </w:r>
-          </w:p>
-        </w:tc>
-        <w:tc>
-          <w:tcPr>
-            <w:tcW w:type="dxa" w:w="1191"/>
-          </w:tcPr>
-          <w:p>
-            <w:r>
-              <w:rPr>
-                <w:b w:val="0"/>
-                <w:i w:val="0"/>
-                <w:color w:val="64748B"/>
-                <w:sz w:val="16"/>
-              </w:rPr>
-              <w:t>GT-CQ</w:t>
-            </w:r>
-          </w:p>
-        </w:tc>
-        <w:tc>
-          <w:tcPr>
-            <w:tcW w:type="dxa" w:w="4706"/>
-          </w:tcPr>
-          <w:p>
-            <w:r>
-              <w:rPr>
-                <w:b w:val="0"/>
-                <w:i w:val="0"/>
-                <w:sz w:val="17"/>
-              </w:rPr>
-              <w:t>Les informations sur l'acte de naissance (ni Jours, ni mois et ni années) de  djiby ndiaye  manquent, s'il vous plait pouvez-vous fournir d'effort pour avoir ces informations.</w:t>
-            </w:r>
-          </w:p>
-        </w:tc>
-      </w:tr>
-      <w:tr>
-        <w:tc>
-          <w:tcPr>
-            <w:tcW w:type="dxa" w:w="964"/>
-          </w:tcPr>
-          <w:p>
-            <w:r>
-              <w:rPr>
-                <w:b/>
-                <w:i w:val="0"/>
-                <w:color w:val="EA580C"/>
-                <w:sz w:val="16"/>
-              </w:rPr>
-              <w:t>Moyenne</w:t>
-            </w:r>
-          </w:p>
-        </w:tc>
-        <w:tc>
-          <w:tcPr>
-            <w:tcW w:type="dxa" w:w="1247"/>
-          </w:tcPr>
-          <w:p>
-            <w:r>
-              <w:rPr>
-                <w:b/>
-                <w:i w:val="0"/>
-                <w:sz w:val="16"/>
-              </w:rPr>
-              <w:t>S01</w:t>
-              <w:br/>
-            </w:r>
-            <w:r>
-              <w:rPr>
-                <w:b w:val="0"/>
-                <w:i w:val="0"/>
-                <w:color w:val="64748B"/>
-                <w:sz w:val="14"/>
-              </w:rPr>
-              <w:t>Démographie</w:t>
-            </w:r>
-          </w:p>
-        </w:tc>
-        <w:tc>
-          <w:tcPr>
-            <w:tcW w:type="dxa" w:w="1531"/>
-          </w:tcPr>
-          <w:p>
-            <w:r>
-              <w:rPr>
-                <w:b/>
-                <w:i w:val="0"/>
-                <w:color w:val="16A34A"/>
-                <w:sz w:val="16"/>
-              </w:rPr>
-              <w:t>—</w:t>
-            </w:r>
-          </w:p>
-        </w:tc>
-        <w:tc>
-          <w:tcPr>
-            <w:tcW w:type="dxa" w:w="1191"/>
-          </w:tcPr>
-          <w:p>
-            <w:r>
-              <w:rPr>
-                <w:b w:val="0"/>
-                <w:i w:val="0"/>
-                <w:color w:val="64748B"/>
-                <w:sz w:val="16"/>
-              </w:rPr>
-              <w:t>GT-CQ</w:t>
-            </w:r>
-          </w:p>
-        </w:tc>
-        <w:tc>
-          <w:tcPr>
-            <w:tcW w:type="dxa" w:w="4706"/>
-          </w:tcPr>
-          <w:p>
-            <w:r>
-              <w:rPr>
-                <w:b w:val="0"/>
-                <w:i w:val="0"/>
-                <w:sz w:val="17"/>
-              </w:rPr>
-              <w:t>Prière de verifier l'information donnée par djiby ndiaye ou corriger au niveau de la section 1.</w:t>
-            </w:r>
-          </w:p>
-        </w:tc>
-      </w:tr>
-      <w:tr>
-        <w:tc>
-          <w:tcPr>
-            <w:tcW w:type="dxa" w:w="964"/>
-          </w:tcPr>
-          <w:p>
-            <w:r>
-              <w:rPr>
-                <w:b/>
-                <w:i w:val="0"/>
-                <w:color w:val="EA580C"/>
-                <w:sz w:val="16"/>
-              </w:rPr>
-              <w:t>Moyenne</w:t>
-            </w:r>
-          </w:p>
-        </w:tc>
-        <w:tc>
-          <w:tcPr>
-            <w:tcW w:type="dxa" w:w="1247"/>
-          </w:tcPr>
-          <w:p>
-            <w:r>
-              <w:rPr>
-                <w:b/>
-                <w:i w:val="0"/>
-                <w:sz w:val="16"/>
-              </w:rPr>
-              <w:t>S01</w:t>
-              <w:br/>
-            </w:r>
-            <w:r>
-              <w:rPr>
-                <w:b w:val="0"/>
-                <w:i w:val="0"/>
-                <w:color w:val="64748B"/>
-                <w:sz w:val="14"/>
-              </w:rPr>
-              <w:t>Démographie</w:t>
-            </w:r>
-          </w:p>
-        </w:tc>
-        <w:tc>
-          <w:tcPr>
-            <w:tcW w:type="dxa" w:w="1531"/>
-          </w:tcPr>
-          <w:p>
-            <w:r>
-              <w:rPr>
-                <w:b/>
-                <w:i w:val="0"/>
-                <w:color w:val="16A34A"/>
-                <w:sz w:val="16"/>
-              </w:rPr>
-              <w:t>s00q27, s01q03a, s01q03b, s01q03c, s01q00b</w:t>
-            </w:r>
-          </w:p>
-        </w:tc>
-        <w:tc>
-          <w:tcPr>
-            <w:tcW w:type="dxa" w:w="1191"/>
-          </w:tcPr>
-          <w:p>
-            <w:r>
-              <w:rPr>
-                <w:b w:val="0"/>
-                <w:i w:val="0"/>
-                <w:color w:val="64748B"/>
-                <w:sz w:val="16"/>
-              </w:rPr>
-              <w:t>GT-CQ</w:t>
-            </w:r>
-          </w:p>
-        </w:tc>
-        <w:tc>
-          <w:tcPr>
-            <w:tcW w:type="dxa" w:w="4706"/>
-          </w:tcPr>
-          <w:p>
-            <w:r>
-              <w:rPr>
-                <w:b w:val="0"/>
-                <w:i w:val="0"/>
-                <w:sz w:val="17"/>
-              </w:rPr>
-              <w:t>Les informations sur l'acte de naissance (ni Jours, ni mois et ni années) de  mouhamed ndiaye  manquent, s'il vous plait pouvez-vous fournir d'effort pour avoir ces informations.</w:t>
-            </w:r>
-          </w:p>
-        </w:tc>
-      </w:tr>
-      <w:tr>
-        <w:tc>
-          <w:tcPr>
-            <w:tcW w:type="dxa" w:w="964"/>
-          </w:tcPr>
-          <w:p>
-            <w:r>
-              <w:rPr>
-                <w:b/>
-                <w:i w:val="0"/>
-                <w:color w:val="EA580C"/>
-                <w:sz w:val="16"/>
-              </w:rPr>
-              <w:t>Moyenne</w:t>
-            </w:r>
-          </w:p>
-        </w:tc>
-        <w:tc>
-          <w:tcPr>
-            <w:tcW w:type="dxa" w:w="1247"/>
-          </w:tcPr>
-          <w:p>
-            <w:r>
-              <w:rPr>
-                <w:b/>
-                <w:i w:val="0"/>
-                <w:sz w:val="16"/>
-              </w:rPr>
-              <w:t>S01</w:t>
-              <w:br/>
-            </w:r>
-            <w:r>
-              <w:rPr>
-                <w:b w:val="0"/>
-                <w:i w:val="0"/>
-                <w:color w:val="64748B"/>
-                <w:sz w:val="14"/>
-              </w:rPr>
-              <w:t>Démographie</w:t>
-            </w:r>
-          </w:p>
-        </w:tc>
-        <w:tc>
-          <w:tcPr>
-            <w:tcW w:type="dxa" w:w="1531"/>
-          </w:tcPr>
-          <w:p>
-            <w:r>
-              <w:rPr>
-                <w:b/>
-                <w:i w:val="0"/>
-                <w:color w:val="16A34A"/>
-                <w:sz w:val="16"/>
-              </w:rPr>
-              <w:t>s00q27, s01q03a, s01q03b, s01q03c, s01q00b</w:t>
-            </w:r>
-          </w:p>
-        </w:tc>
-        <w:tc>
-          <w:tcPr>
-            <w:tcW w:type="dxa" w:w="1191"/>
-          </w:tcPr>
-          <w:p>
-            <w:r>
-              <w:rPr>
-                <w:b w:val="0"/>
-                <w:i w:val="0"/>
-                <w:color w:val="64748B"/>
-                <w:sz w:val="16"/>
-              </w:rPr>
-              <w:t>GT-CQ</w:t>
-            </w:r>
-          </w:p>
-        </w:tc>
-        <w:tc>
-          <w:tcPr>
-            <w:tcW w:type="dxa" w:w="4706"/>
-          </w:tcPr>
-          <w:p>
-            <w:r>
-              <w:rPr>
-                <w:b w:val="0"/>
-                <w:i w:val="0"/>
-                <w:sz w:val="17"/>
-              </w:rPr>
-              <w:t>Les informations sur l'acte de naissance (ni Jours, ni mois et ni années) de  sountou ndiaye  manquent, s'il vous plait pouvez-vous fournir d'effort pour avoir ces informations.</w:t>
+              <w:t>Prière de verifier l'information donnée par mouhamed cissé ou corriger au niveau de la section 1.</w:t>
             </w:r>
           </w:p>
         </w:tc>
